--- a/papers/Лист_задания.docx
+++ b/papers/Лист_задания.docx
@@ -724,15 +724,15 @@
           <w:szCs w:val="28"/>
           <w:u w:val="single"/>
         </w:rPr>
-        <w:t>, удаление пользователей,</w:t>
-      </w:r>
-      <w:r>
-        <w:rPr>
-          <w:i/>
-          <w:szCs w:val="28"/>
-          <w:u w:val="single"/>
-        </w:rPr>
-        <w:t xml:space="preserve"> просмотр общей статистики</w:t>
+        <w:t xml:space="preserve">, </w:t>
+      </w:r>
+      <w:r>
+        <w:rPr>
+          <w:i/>
+          <w:szCs w:val="28"/>
+          <w:u w:val="single"/>
+        </w:rPr>
+        <w:t>просмотр общей статистики</w:t>
       </w:r>
       <w:r>
         <w:rPr>
@@ -741,78 +741,6 @@
           <w:u w:val="single"/>
         </w:rPr>
         <w:t>;</w:t>
-      </w:r>
-      <w:r>
-        <w:rPr>
-          <w:i/>
-          <w:szCs w:val="28"/>
-          <w:u w:val="single"/>
-        </w:rPr>
-        <w:tab/>
-      </w:r>
-      <w:r>
-        <w:rPr>
-          <w:i/>
-          <w:szCs w:val="28"/>
-          <w:u w:val="single"/>
-        </w:rPr>
-        <w:tab/>
-      </w:r>
-      <w:r>
-        <w:rPr>
-          <w:i/>
-          <w:szCs w:val="28"/>
-          <w:u w:val="single"/>
-        </w:rPr>
-        <w:tab/>
-      </w:r>
-      <w:r>
-        <w:rPr>
-          <w:i/>
-          <w:szCs w:val="28"/>
-          <w:u w:val="single"/>
-        </w:rPr>
-        <w:tab/>
-      </w:r>
-      <w:r>
-        <w:rPr>
-          <w:i/>
-          <w:szCs w:val="28"/>
-          <w:u w:val="single"/>
-        </w:rPr>
-        <w:tab/>
-      </w:r>
-      <w:r>
-        <w:rPr>
-          <w:i/>
-          <w:szCs w:val="28"/>
-          <w:u w:val="single"/>
-        </w:rPr>
-        <w:tab/>
-      </w:r>
-      <w:r>
-        <w:rPr>
-          <w:i/>
-          <w:szCs w:val="28"/>
-          <w:u w:val="single"/>
-        </w:rPr>
-        <w:tab/>
-      </w:r>
-      <w:r>
-        <w:rPr>
-          <w:i/>
-          <w:szCs w:val="28"/>
-          <w:u w:val="single"/>
-        </w:rPr>
-        <w:tab/>
-      </w:r>
-      <w:r>
-        <w:rPr>
-          <w:i/>
-          <w:szCs w:val="28"/>
-          <w:u w:val="single"/>
-        </w:rPr>
-        <w:tab/>
       </w:r>
       <w:r>
         <w:rPr>
@@ -870,7 +798,15 @@
           <w:szCs w:val="28"/>
           <w:u w:val="single"/>
         </w:rPr>
-        <w:t xml:space="preserve"> поиск автобусов</w:t>
+        <w:t xml:space="preserve"> поиск </w:t>
+      </w:r>
+      <w:r>
+        <w:rPr>
+          <w:i/>
+          <w:szCs w:val="28"/>
+          <w:u w:val="single"/>
+        </w:rPr>
+        <w:t>поездок</w:t>
       </w:r>
       <w:r>
         <w:rPr>
@@ -894,7 +830,40 @@
           <w:szCs w:val="28"/>
           <w:u w:val="single"/>
         </w:rPr>
-        <w:t>, фильтрация, оставление отзыва, добавление маршрута в избранное</w:t>
+        <w:t>, фильтрация, оставление</w:t>
+      </w:r>
+      <w:r>
+        <w:rPr>
+          <w:i/>
+          <w:szCs w:val="28"/>
+          <w:u w:val="single"/>
+        </w:rPr>
+        <w:t>, редактирование, удаление</w:t>
+      </w:r>
+      <w:r>
+        <w:rPr>
+          <w:i/>
+          <w:szCs w:val="28"/>
+          <w:u w:val="single"/>
+        </w:rPr>
+        <w:t xml:space="preserve"> отзыва, добавление </w:t>
+      </w:r>
+      <w:r>
+        <w:rPr>
+          <w:i/>
+          <w:szCs w:val="28"/>
+          <w:u w:val="single"/>
+          <w:lang w:eastAsia="zh-CN"/>
+        </w:rPr>
+        <w:t>поездки</w:t>
+      </w:r>
+      <w:r>
+        <w:rPr>
+          <w:i/>
+          <w:szCs w:val="28"/>
+          <w:u w:val="single"/>
+        </w:rPr>
+        <w:t xml:space="preserve"> в избранное</w:t>
       </w:r>
       <w:r>
         <w:rPr>
@@ -918,7 +887,23 @@
           <w:szCs w:val="28"/>
           <w:u w:val="single"/>
         </w:rPr>
-        <w:t xml:space="preserve">, просмотр маршрута автобуса на карте, </w:t>
+        <w:t xml:space="preserve">, </w:t>
+      </w:r>
+      <w:r>
+        <w:rPr>
+          <w:i/>
+          <w:szCs w:val="28"/>
+          <w:u w:val="single"/>
+        </w:rPr>
+        <w:t>поиск поездок при помощи карты, просмотр расписания на определенном пункте</w:t>
+      </w:r>
+      <w:r>
+        <w:rPr>
+          <w:i/>
+          <w:szCs w:val="28"/>
+          <w:u w:val="single"/>
+        </w:rPr>
+        <w:t xml:space="preserve">, </w:t>
       </w:r>
       <w:r>
         <w:rPr>
@@ -958,7 +943,31 @@
           <w:szCs w:val="28"/>
           <w:u w:val="single"/>
         </w:rPr>
-        <w:t>покупка билета</w:t>
+        <w:t>покупка</w:t>
+      </w:r>
+      <w:r>
+        <w:rPr>
+          <w:i/>
+          <w:szCs w:val="28"/>
+          <w:u w:val="single"/>
+        </w:rPr>
+        <w:t xml:space="preserve"> и возврат</w:t>
+      </w:r>
+      <w:r>
+        <w:rPr>
+          <w:i/>
+          <w:szCs w:val="28"/>
+          <w:u w:val="single"/>
+        </w:rPr>
+        <w:t xml:space="preserve"> билета</w:t>
+      </w:r>
+      <w:r>
+        <w:rPr>
+          <w:i/>
+          <w:szCs w:val="28"/>
+          <w:u w:val="single"/>
+        </w:rPr>
+        <w:t xml:space="preserve"> с возможностью сохранения карты для будущих покупок</w:t>
       </w:r>
       <w:r>
         <w:rPr>
@@ -975,78 +984,6 @@
           <w:u w:val="single"/>
         </w:rPr>
         <w:t xml:space="preserve"> </w:t>
-      </w:r>
-      <w:r>
-        <w:rPr>
-          <w:i/>
-          <w:szCs w:val="28"/>
-          <w:u w:val="single"/>
-        </w:rPr>
-        <w:tab/>
-      </w:r>
-      <w:r>
-        <w:rPr>
-          <w:i/>
-          <w:szCs w:val="28"/>
-          <w:u w:val="single"/>
-        </w:rPr>
-        <w:tab/>
-      </w:r>
-      <w:r>
-        <w:rPr>
-          <w:i/>
-          <w:szCs w:val="28"/>
-          <w:u w:val="single"/>
-        </w:rPr>
-        <w:tab/>
-      </w:r>
-      <w:r>
-        <w:rPr>
-          <w:i/>
-          <w:szCs w:val="28"/>
-          <w:u w:val="single"/>
-        </w:rPr>
-        <w:tab/>
-      </w:r>
-      <w:r>
-        <w:rPr>
-          <w:i/>
-          <w:szCs w:val="28"/>
-          <w:u w:val="single"/>
-        </w:rPr>
-        <w:tab/>
-      </w:r>
-      <w:r>
-        <w:rPr>
-          <w:i/>
-          <w:szCs w:val="28"/>
-          <w:u w:val="single"/>
-        </w:rPr>
-        <w:tab/>
-      </w:r>
-      <w:r>
-        <w:rPr>
-          <w:i/>
-          <w:szCs w:val="28"/>
-          <w:u w:val="single"/>
-        </w:rPr>
-        <w:tab/>
-      </w:r>
-      <w:r>
-        <w:rPr>
-          <w:i/>
-          <w:szCs w:val="28"/>
-          <w:u w:val="single"/>
-        </w:rPr>
-        <w:tab/>
-      </w:r>
-      <w:r>
-        <w:rPr>
-          <w:i/>
-          <w:szCs w:val="28"/>
-          <w:u w:val="single"/>
-        </w:rPr>
-        <w:tab/>
       </w:r>
       <w:r>
         <w:rPr>
@@ -1160,7 +1097,16 @@
           <w:szCs w:val="28"/>
           <w:u w:val="single"/>
         </w:rPr>
-        <w:t xml:space="preserve"> удаление информации о перевозках</w:t>
+        <w:t xml:space="preserve"> удаление информации о </w:t>
+      </w:r>
+      <w:r>
+        <w:rPr>
+          <w:i/>
+          <w:szCs w:val="28"/>
+          <w:u w:val="single"/>
+          <w:lang w:eastAsia="zh-CN"/>
+        </w:rPr>
+        <w:t>поездках</w:t>
       </w:r>
       <w:r>
         <w:rPr>
@@ -5146,21 +5092,7 @@
         <w:rPr>
           <w:sz w:val="22"/>
         </w:rPr>
-        <w:t>(</w:t>
-      </w:r>
-      <w:proofErr w:type="gramStart"/>
-      <w:r>
-        <w:rPr>
-          <w:sz w:val="22"/>
-        </w:rPr>
-        <w:t xml:space="preserve">подпись)   </w:t>
-      </w:r>
-      <w:proofErr w:type="gramEnd"/>
-      <w:r>
-        <w:rPr>
-          <w:sz w:val="22"/>
-        </w:rPr>
-        <w:t xml:space="preserve">                                                                        </w:t>
+        <w:t xml:space="preserve">(подпись)                                                                           </w:t>
       </w:r>
       <w:r>
         <w:rPr>
@@ -5360,7 +5292,7 @@
   <w:docDefaults>
     <w:rPrDefault>
       <w:rPr>
-        <w:rFonts w:asciiTheme="minorHAnsi" w:eastAsiaTheme="minorHAnsi" w:hAnsiTheme="minorHAnsi" w:cstheme="minorBidi"/>
+        <w:rFonts w:asciiTheme="minorHAnsi" w:eastAsia="SimSun" w:hAnsiTheme="minorHAnsi" w:cstheme="minorBidi"/>
         <w:sz w:val="22"/>
         <w:szCs w:val="22"/>
         <w:lang w:val="ru-RU" w:eastAsia="en-US" w:bidi="ar-SA"/>
